--- a/Fase 1 – Análisis del entorno, riesgos y diseño de la solución/Mauricio_Martinez/capturas_pruebas_documentos_configuraciones/BITACORA SEMANA 2.docx
+++ b/Fase 1 – Análisis del entorno, riesgos y diseño de la solución/Mauricio_Martinez/capturas_pruebas_documentos_configuraciones/BITACORA SEMANA 2.docx
@@ -6840,8 +6840,16 @@
               <w:spacing w:after="0"/>
             </w:pPr>
             <w:r>
-              <w:t>Apartado 15 - Evidencia 1 / Anexos</w:t>
-            </w:r>
+              <w:t xml:space="preserve">Apartado 15 - Evidencia 1 / </w:t>
+            </w:r>
+            <w:hyperlink r:id="rId8" w:history="1">
+              <w:r>
+                <w:rPr>
+                  <w:rStyle w:val="Hipervnculo"/>
+                </w:rPr>
+                <w:t>Anexos</w:t>
+              </w:r>
+            </w:hyperlink>
           </w:p>
         </w:tc>
       </w:tr>
@@ -6942,8 +6950,16 @@
               <w:spacing w:after="0"/>
             </w:pPr>
             <w:r>
-              <w:t>Apartado 15 - Evidencia 2 / Repositorio</w:t>
-            </w:r>
+              <w:t xml:space="preserve">Apartado 15 - Evidencia 2 / </w:t>
+            </w:r>
+            <w:hyperlink r:id="rId9" w:history="1">
+              <w:r>
+                <w:rPr>
+                  <w:rStyle w:val="Hipervnculo"/>
+                </w:rPr>
+                <w:t>Repositorio</w:t>
+              </w:r>
+            </w:hyperlink>
           </w:p>
         </w:tc>
       </w:tr>
@@ -7044,8 +7060,16 @@
               <w:spacing w:after="0"/>
             </w:pPr>
             <w:r>
-              <w:t>Apartado 15 - Evidencia 3 / Historial de Git</w:t>
-            </w:r>
+              <w:t xml:space="preserve">Apartado 15 - Evidencia 3 / </w:t>
+            </w:r>
+            <w:hyperlink r:id="rId10" w:history="1">
+              <w:r>
+                <w:rPr>
+                  <w:rStyle w:val="Hipervnculo"/>
+                </w:rPr>
+                <w:t>Historial de Git</w:t>
+              </w:r>
+            </w:hyperlink>
           </w:p>
         </w:tc>
       </w:tr>
@@ -7146,8 +7170,16 @@
               <w:spacing w:after="0"/>
             </w:pPr>
             <w:r>
-              <w:t>Apartado 15 - Evidencia 4 / Documento Fase 1</w:t>
-            </w:r>
+              <w:t xml:space="preserve">Apartado 15 - Evidencia 4 / </w:t>
+            </w:r>
+            <w:hyperlink r:id="rId11" w:history="1">
+              <w:r>
+                <w:rPr>
+                  <w:rStyle w:val="Hipervnculo"/>
+                </w:rPr>
+                <w:t>Documento Fase 1</w:t>
+              </w:r>
+            </w:hyperlink>
           </w:p>
         </w:tc>
       </w:tr>
@@ -7248,8 +7280,28 @@
               <w:spacing w:after="0"/>
             </w:pPr>
             <w:r>
-              <w:t>Apartado 15 - Evidencia 5 / Arquitectura WAF</w:t>
-            </w:r>
+              <w:t xml:space="preserve">Apartado 15 - Evidencia 5 / </w:t>
+            </w:r>
+            <w:hyperlink r:id="rId12" w:history="1">
+              <w:r>
+                <w:rPr>
+                  <w:rStyle w:val="Hipervnculo"/>
+                </w:rPr>
+                <w:t>Arquitectur</w:t>
+              </w:r>
+              <w:r>
+                <w:rPr>
+                  <w:rStyle w:val="Hipervnculo"/>
+                </w:rPr>
+                <w:t>a</w:t>
+              </w:r>
+              <w:r>
+                <w:rPr>
+                  <w:rStyle w:val="Hipervnculo"/>
+                </w:rPr>
+                <w:t xml:space="preserve"> WAF</w:t>
+              </w:r>
+            </w:hyperlink>
           </w:p>
         </w:tc>
       </w:tr>
@@ -7619,7 +7671,7 @@
                     <pic:cNvPicPr/>
                   </pic:nvPicPr>
                   <pic:blipFill>
-                    <a:blip r:embed="rId8" cstate="print">
+                    <a:blip r:embed="rId13" cstate="print">
                       <a:extLst>
                         <a:ext uri="{28A0092B-C50C-407E-A947-70E740481C1C}">
                           <a14:useLocalDpi xmlns:a14="http://schemas.microsoft.com/office/drawing/2010/main" val="0"/>
@@ -7679,7 +7731,7 @@
                     <pic:cNvPicPr/>
                   </pic:nvPicPr>
                   <pic:blipFill>
-                    <a:blip r:embed="rId9" cstate="print">
+                    <a:blip r:embed="rId14" cstate="print">
                       <a:extLst>
                         <a:ext uri="{28A0092B-C50C-407E-A947-70E740481C1C}">
                           <a14:useLocalDpi xmlns:a14="http://schemas.microsoft.com/office/drawing/2010/main" val="0"/>
@@ -7887,7 +7939,7 @@
                     </pic:cNvPicPr>
                   </pic:nvPicPr>
                   <pic:blipFill>
-                    <a:blip r:embed="rId10" cstate="print">
+                    <a:blip r:embed="rId15" cstate="print">
                       <a:extLst>
                         <a:ext uri="{28A0092B-C50C-407E-A947-70E740481C1C}">
                           <a14:useLocalDpi xmlns:a14="http://schemas.microsoft.com/office/drawing/2010/main" val="0"/>
@@ -8055,7 +8107,7 @@
                     </pic:cNvPicPr>
                   </pic:nvPicPr>
                   <pic:blipFill>
-                    <a:blip r:embed="rId11">
+                    <a:blip r:embed="rId16">
                       <a:extLst>
                         <a:ext uri="{28A0092B-C50C-407E-A947-70E740481C1C}">
                           <a14:useLocalDpi xmlns:a14="http://schemas.microsoft.com/office/drawing/2010/main" val="0"/>
@@ -8149,7 +8201,7 @@
                     </pic:cNvPicPr>
                   </pic:nvPicPr>
                   <pic:blipFill>
-                    <a:blip r:embed="rId12">
+                    <a:blip r:embed="rId17">
                       <a:extLst>
                         <a:ext uri="{28A0092B-C50C-407E-A947-70E740481C1C}">
                           <a14:useLocalDpi xmlns:a14="http://schemas.microsoft.com/office/drawing/2010/main" val="0"/>
@@ -8210,7 +8262,7 @@
       </w:r>
     </w:p>
     <w:sectPr>
-      <w:headerReference w:type="default" r:id="rId13"/>
+      <w:headerReference w:type="default" r:id="rId18"/>
       <w:pgSz w:w="12240" w:h="15840"/>
       <w:pgMar w:top="1843" w:right="1020" w:bottom="907" w:left="1020" w:header="720" w:footer="720" w:gutter="0"/>
       <w:pgNumType w:start="1"/>
@@ -9759,6 +9811,18 @@
       <w:contextualSpacing/>
     </w:pPr>
   </w:style>
+  <w:style w:type="character" w:styleId="Hipervnculovisitado">
+    <w:name w:val="FollowedHyperlink"/>
+    <w:basedOn w:val="Fuentedeprrafopredeter"/>
+    <w:uiPriority w:val="99"/>
+    <w:semiHidden/>
+    <w:unhideWhenUsed/>
+    <w:rsid w:val="001829BA"/>
+    <w:rPr>
+      <w:color w:val="800080" w:themeColor="followedHyperlink"/>
+      <w:u w:val="single"/>
+    </w:rPr>
+  </w:style>
 </w:styles>
 </file>
 

--- a/Fase 1 – Análisis del entorno, riesgos y diseño de la solución/Mauricio_Martinez/capturas_pruebas_documentos_configuraciones/BITACORA SEMANA 2.docx
+++ b/Fase 1 – Análisis del entorno, riesgos y diseño de la solución/Mauricio_Martinez/capturas_pruebas_documentos_configuraciones/BITACORA SEMANA 2.docx
@@ -1186,23 +1186,7 @@
                 <w:sz w:val="20"/>
                 <w:szCs w:val="20"/>
               </w:rPr>
-              <w:t xml:space="preserve">Definición de la infraestructura </w:t>
-            </w:r>
-            <w:proofErr w:type="spellStart"/>
-            <w:r>
-              <w:rPr>
-                <w:sz w:val="20"/>
-                <w:szCs w:val="20"/>
-              </w:rPr>
-              <w:t>backend</w:t>
-            </w:r>
-            <w:proofErr w:type="spellEnd"/>
-            <w:r>
-              <w:rPr>
-                <w:sz w:val="20"/>
-                <w:szCs w:val="20"/>
-              </w:rPr>
-              <w:t xml:space="preserve"> en Google Cloud (Cloud Run) para la plataforma educativa de notas.</w:t>
+              <w:t>Definición de la infraestructura backend en Google Cloud (Cloud Run) para la plataforma educativa de notas.</w:t>
             </w:r>
           </w:p>
         </w:tc>
@@ -1312,14 +1296,23 @@
                 <w:sz w:val="20"/>
                 <w:szCs w:val="20"/>
               </w:rPr>
-              <w:t xml:space="preserve"> </w:t>
-            </w:r>
-            <w:r>
-              <w:rPr>
-                <w:sz w:val="20"/>
-                <w:szCs w:val="20"/>
-              </w:rPr>
-              <w:t>Identificación de los puntos de entrada públicos, enfocándose en el módulo de login y las rutas protegidas de docentes y estudiantes.</w:t>
+              <w:t xml:space="preserve">Revisión y unificación de los endpoints definidos por el equipo de desarrollo (/login, /search, /comments, /healthcheck y /admin) para estructurar el modelo de amenazas perimetrales enfocado estrictamente en una </w:t>
+            </w:r>
+            <w:r>
+              <w:rPr>
+                <w:b/>
+                <w:bCs/>
+                <w:sz w:val="20"/>
+                <w:szCs w:val="20"/>
+              </w:rPr>
+              <w:t>fase de diseño y propuesta de controles preventivos</w:t>
+            </w:r>
+            <w:r>
+              <w:rPr>
+                <w:sz w:val="20"/>
+                <w:szCs w:val="20"/>
+              </w:rPr>
+              <w:t>.</w:t>
             </w:r>
           </w:p>
         </w:tc>
@@ -1522,6 +1515,7 @@
                 <w:sz w:val="20"/>
                 <w:szCs w:val="20"/>
               </w:rPr>
+              <w:lastRenderedPageBreak/>
               <w:t>Revisión y coordinación grupal</w:t>
             </w:r>
           </w:p>
@@ -1609,23 +1603,7 @@
                 <w:sz w:val="20"/>
                 <w:szCs w:val="20"/>
               </w:rPr>
-              <w:t xml:space="preserve">1, </w:t>
-            </w:r>
-            <w:proofErr w:type="gramStart"/>
-            <w:r>
-              <w:rPr>
-                <w:sz w:val="20"/>
-                <w:szCs w:val="20"/>
-              </w:rPr>
-              <w:t>evidencia  2</w:t>
-            </w:r>
-            <w:proofErr w:type="gramEnd"/>
-            <w:r>
-              <w:rPr>
-                <w:sz w:val="20"/>
-                <w:szCs w:val="20"/>
-              </w:rPr>
-              <w:t xml:space="preserve"> y 3.</w:t>
+              <w:t>1, evidencia  2 y 3.</w:t>
             </w:r>
           </w:p>
         </w:tc>
@@ -1679,7 +1657,6 @@
                 <w:sz w:val="22"/>
                 <w:szCs w:val="22"/>
               </w:rPr>
-              <w:lastRenderedPageBreak/>
               <w:t>3. Herramientas y servicios utilizados</w:t>
             </w:r>
           </w:p>
@@ -2171,6 +2148,9 @@
     <w:p/>
     <w:p/>
     <w:p/>
+    <w:p/>
+    <w:p/>
+    <w:p/>
     <w:tbl>
       <w:tblPr>
         <w:tblStyle w:val="a9"/>
@@ -2218,6 +2198,7 @@
                 <w:sz w:val="22"/>
                 <w:szCs w:val="22"/>
               </w:rPr>
+              <w:lastRenderedPageBreak/>
               <w:t>4. Problemas detectados y análisis</w:t>
             </w:r>
           </w:p>
@@ -2485,6 +2466,123 @@
           </w:p>
         </w:tc>
       </w:tr>
+      <w:tr>
+        <w:trPr>
+          <w:jc w:val="center"/>
+        </w:trPr>
+        <w:tc>
+          <w:tcPr>
+            <w:tcW w:w="2448" w:type="dxa"/>
+            <w:tcMar>
+              <w:top w:w="110" w:type="dxa"/>
+              <w:left w:w="90" w:type="dxa"/>
+              <w:bottom w:w="110" w:type="dxa"/>
+              <w:right w:w="90" w:type="dxa"/>
+            </w:tcMar>
+            <w:vAlign w:val="center"/>
+          </w:tcPr>
+          <w:p>
+            <w:pPr>
+              <w:spacing w:after="0"/>
+              <w:rPr>
+                <w:sz w:val="20"/>
+                <w:szCs w:val="20"/>
+              </w:rPr>
+            </w:pPr>
+            <w:r>
+              <w:rPr>
+                <w:sz w:val="20"/>
+                <w:szCs w:val="20"/>
+              </w:rPr>
+              <w:t>Necesidad de asegurar que la documentación de seguridad perimetral refleje de manera congruente las rutas exactas del entorno de pruebas web y clarificar que los mecanismos de protección analizados corresponden a un diseño conceptual de Fase 1 y no a sistemas desplegados.</w:t>
+            </w:r>
+          </w:p>
+        </w:tc>
+        <w:tc>
+          <w:tcPr>
+            <w:tcW w:w="2160" w:type="dxa"/>
+            <w:tcMar>
+              <w:top w:w="110" w:type="dxa"/>
+              <w:left w:w="90" w:type="dxa"/>
+              <w:bottom w:w="110" w:type="dxa"/>
+              <w:right w:w="90" w:type="dxa"/>
+            </w:tcMar>
+            <w:vAlign w:val="center"/>
+          </w:tcPr>
+          <w:p>
+            <w:pPr>
+              <w:spacing w:after="0"/>
+              <w:rPr>
+                <w:sz w:val="20"/>
+                <w:szCs w:val="20"/>
+              </w:rPr>
+            </w:pPr>
+            <w:r>
+              <w:rPr>
+                <w:sz w:val="20"/>
+                <w:szCs w:val="20"/>
+              </w:rPr>
+              <w:t>Posible desalineación técnica entre la lógica implementada en los endpoints del backend (/login, /search, /comments) y las políticas de mitigación propuestas, generando ambigüedad en los alcances de la Fase 1.</w:t>
+            </w:r>
+          </w:p>
+        </w:tc>
+        <w:tc>
+          <w:tcPr>
+            <w:tcW w:w="3024" w:type="dxa"/>
+            <w:tcMar>
+              <w:top w:w="110" w:type="dxa"/>
+              <w:left w:w="90" w:type="dxa"/>
+              <w:bottom w:w="110" w:type="dxa"/>
+              <w:right w:w="90" w:type="dxa"/>
+            </w:tcMar>
+            <w:vAlign w:val="center"/>
+          </w:tcPr>
+          <w:p>
+            <w:pPr>
+              <w:spacing w:after="0"/>
+              <w:rPr>
+                <w:sz w:val="20"/>
+                <w:szCs w:val="20"/>
+              </w:rPr>
+            </w:pPr>
+            <w:r>
+              <w:rPr>
+                <w:sz w:val="20"/>
+                <w:szCs w:val="20"/>
+              </w:rPr>
+              <w:t>Independencia inicial en la redacción documental de los roles de desarrollo y seguridad antes de la consolidación cruzada de entregables en el equipo.</w:t>
+            </w:r>
+          </w:p>
+        </w:tc>
+        <w:tc>
+          <w:tcPr>
+            <w:tcW w:w="1800" w:type="dxa"/>
+            <w:tcMar>
+              <w:top w:w="110" w:type="dxa"/>
+              <w:left w:w="90" w:type="dxa"/>
+              <w:bottom w:w="110" w:type="dxa"/>
+              <w:right w:w="90" w:type="dxa"/>
+            </w:tcMar>
+            <w:vAlign w:val="center"/>
+          </w:tcPr>
+          <w:p>
+            <w:pPr>
+              <w:spacing w:after="0"/>
+              <w:rPr>
+                <w:sz w:val="20"/>
+                <w:szCs w:val="20"/>
+              </w:rPr>
+            </w:pPr>
+            <w:r>
+              <w:rPr>
+                <w:sz w:val="20"/>
+                <w:szCs w:val="20"/>
+              </w:rPr>
+              <w:t>Trazabilidad y entregables consolidados en el repositorio institucional del Grupo SN-2 en GitHub.</w:t>
+            </w:r>
+          </w:p>
+        </w:tc>
+      </w:tr>
     </w:tbl>
     <w:p/>
     <w:tbl>
@@ -2534,7 +2632,6 @@
                 <w:sz w:val="22"/>
                 <w:szCs w:val="22"/>
               </w:rPr>
-              <w:lastRenderedPageBreak/>
               <w:t>5. Soluciones aplicadas</w:t>
             </w:r>
           </w:p>
@@ -2803,6 +2900,142 @@
           </w:p>
         </w:tc>
       </w:tr>
+      <w:tr>
+        <w:trPr>
+          <w:jc w:val="center"/>
+        </w:trPr>
+        <w:tc>
+          <w:tcPr>
+            <w:tcW w:w="3240" w:type="dxa"/>
+            <w:tcMar>
+              <w:top w:w="110" w:type="dxa"/>
+              <w:left w:w="90" w:type="dxa"/>
+              <w:bottom w:w="110" w:type="dxa"/>
+              <w:right w:w="90" w:type="dxa"/>
+            </w:tcMar>
+            <w:vAlign w:val="center"/>
+          </w:tcPr>
+          <w:p>
+            <w:pPr>
+              <w:spacing w:after="0"/>
+              <w:rPr>
+                <w:sz w:val="20"/>
+                <w:szCs w:val="20"/>
+              </w:rPr>
+            </w:pPr>
+            <w:r>
+              <w:rPr>
+                <w:sz w:val="20"/>
+                <w:szCs w:val="20"/>
+              </w:rPr>
+              <w:lastRenderedPageBreak/>
+              <w:t>Sincronización directa con los entregables del Desarrollador Web Jr. y Analista QA, unificando los endpoints reales (/login, /search, /comments, /healthcheck, /admin) y explicitando el carácter de diseño y propuesta conceptual de la Fase 1.</w:t>
+            </w:r>
+          </w:p>
+        </w:tc>
+        <w:tc>
+          <w:tcPr>
+            <w:tcW w:w="2880" w:type="dxa"/>
+            <w:tcMar>
+              <w:top w:w="110" w:type="dxa"/>
+              <w:left w:w="90" w:type="dxa"/>
+              <w:bottom w:w="110" w:type="dxa"/>
+              <w:right w:w="90" w:type="dxa"/>
+            </w:tcMar>
+            <w:vAlign w:val="center"/>
+          </w:tcPr>
+          <w:p>
+            <w:pPr>
+              <w:spacing w:after="0"/>
+              <w:rPr>
+                <w:sz w:val="20"/>
+                <w:szCs w:val="20"/>
+              </w:rPr>
+            </w:pPr>
+            <w:r>
+              <w:rPr>
+                <w:sz w:val="20"/>
+                <w:szCs w:val="20"/>
+              </w:rPr>
+              <w:t>Necesidad de asegurar congruencia en las rutas de prueba y delimitar el enfoque de diseño conceptual frente a sistemas desplegados.</w:t>
+            </w:r>
+          </w:p>
+        </w:tc>
+        <w:tc>
+          <w:tcPr>
+            <w:tcW w:w="1440" w:type="dxa"/>
+            <w:tcMar>
+              <w:top w:w="110" w:type="dxa"/>
+              <w:left w:w="90" w:type="dxa"/>
+              <w:bottom w:w="110" w:type="dxa"/>
+              <w:right w:w="90" w:type="dxa"/>
+            </w:tcMar>
+            <w:vAlign w:val="center"/>
+          </w:tcPr>
+          <w:p>
+            <w:pPr>
+              <w:spacing w:after="0"/>
+              <w:jc w:val="center"/>
+              <w:rPr>
+                <w:sz w:val="20"/>
+                <w:szCs w:val="20"/>
+              </w:rPr>
+            </w:pPr>
+            <w:r>
+              <w:rPr>
+                <w:sz w:val="20"/>
+                <w:szCs w:val="20"/>
+              </w:rPr>
+              <w:t>Mauricio Martínez</w:t>
+            </w:r>
+            <w:r>
+              <w:rPr>
+                <w:sz w:val="20"/>
+                <w:szCs w:val="20"/>
+              </w:rPr>
+              <w:t xml:space="preserve"> /</w:t>
+            </w:r>
+            <w:r>
+              <w:t xml:space="preserve"> </w:t>
+            </w:r>
+            <w:r>
+              <w:rPr>
+                <w:sz w:val="20"/>
+                <w:szCs w:val="20"/>
+              </w:rPr>
+              <w:t>Grupo SN-2</w:t>
+            </w:r>
+          </w:p>
+        </w:tc>
+        <w:tc>
+          <w:tcPr>
+            <w:tcW w:w="1872" w:type="dxa"/>
+            <w:tcMar>
+              <w:top w:w="110" w:type="dxa"/>
+              <w:left w:w="90" w:type="dxa"/>
+              <w:bottom w:w="110" w:type="dxa"/>
+              <w:right w:w="90" w:type="dxa"/>
+            </w:tcMar>
+            <w:vAlign w:val="center"/>
+          </w:tcPr>
+          <w:p>
+            <w:pPr>
+              <w:spacing w:after="0"/>
+              <w:rPr>
+                <w:sz w:val="20"/>
+                <w:szCs w:val="20"/>
+              </w:rPr>
+            </w:pPr>
+            <w:r>
+              <w:rPr>
+                <w:sz w:val="20"/>
+                <w:szCs w:val="20"/>
+              </w:rPr>
+              <w:t>Informe Técnico de Fase 1 actualizado y bitácora unificada del equipo.</w:t>
+            </w:r>
+          </w:p>
+        </w:tc>
+      </w:tr>
     </w:tbl>
     <w:p/>
     <w:tbl>
@@ -3564,7 +3797,6 @@
                 <w:sz w:val="20"/>
                 <w:szCs w:val="20"/>
               </w:rPr>
-              <w:lastRenderedPageBreak/>
               <w:t xml:space="preserve"> </w:t>
             </w:r>
             <w:r>
@@ -3720,6 +3952,7 @@
                 <w:sz w:val="22"/>
                 <w:szCs w:val="22"/>
               </w:rPr>
+              <w:lastRenderedPageBreak/>
               <w:t>8. Aportes individuales verificables</w:t>
             </w:r>
           </w:p>
@@ -4240,7 +4473,6 @@
                 <w:sz w:val="22"/>
                 <w:szCs w:val="22"/>
               </w:rPr>
-              <w:lastRenderedPageBreak/>
               <w:t>9. Cumplimiento individual y responsabilidad</w:t>
             </w:r>
             <w:r>
@@ -4312,6 +4544,7 @@
                 <w:sz w:val="19"/>
                 <w:szCs w:val="19"/>
               </w:rPr>
+              <w:lastRenderedPageBreak/>
               <w:t>Integrante</w:t>
             </w:r>
           </w:p>
@@ -5372,7 +5605,6 @@
                 <w:sz w:val="22"/>
                 <w:szCs w:val="22"/>
               </w:rPr>
-              <w:lastRenderedPageBreak/>
               <w:t>12. Participación en demo o explicación técnica</w:t>
             </w:r>
             <w:r>
@@ -5449,6 +5681,7 @@
                 <w:sz w:val="19"/>
                 <w:szCs w:val="19"/>
               </w:rPr>
+              <w:lastRenderedPageBreak/>
               <w:t>Integrante</w:t>
             </w:r>
           </w:p>
@@ -6561,6 +6794,7 @@
                 <w:sz w:val="22"/>
                 <w:szCs w:val="22"/>
               </w:rPr>
+              <w:lastRenderedPageBreak/>
               <w:t>14. Registro consolidado de evidencias</w:t>
             </w:r>
           </w:p>
@@ -7287,19 +7521,7 @@
                 <w:rPr>
                   <w:rStyle w:val="Hipervnculo"/>
                 </w:rPr>
-                <w:t>Arquitectur</w:t>
-              </w:r>
-              <w:r>
-                <w:rPr>
-                  <w:rStyle w:val="Hipervnculo"/>
-                </w:rPr>
-                <w:t>a</w:t>
-              </w:r>
-              <w:r>
-                <w:rPr>
-                  <w:rStyle w:val="Hipervnculo"/>
-                </w:rPr>
-                <w:t xml:space="preserve"> WAF</w:t>
+                <w:t>Arquitectura WAF</w:t>
               </w:r>
             </w:hyperlink>
           </w:p>
@@ -7647,6 +7869,9 @@
         <w:jc w:val="right"/>
       </w:pPr>
       <w:r>
+        <w:rPr>
+          <w:noProof/>
+        </w:rPr>
         <w:drawing>
           <wp:anchor distT="0" distB="0" distL="114300" distR="114300" simplePos="0" relativeHeight="251659264" behindDoc="0" locked="0" layoutInCell="1" allowOverlap="1" wp14:anchorId="3AE3D8D4" wp14:editId="3CF8769B">
             <wp:simplePos x="0" y="0"/>
